--- a/Текст для слайдов.docx
+++ b/Текст для слайдов.docx
@@ -29,7 +29,14 @@
           <w:b/>
           <w:lang w:val="ru-RU"/>
         </w:rPr>
-        <w:t>Слайд 1. Создание нейросети для распознавания жестов</w:t>
+        <w:t xml:space="preserve">Слайд 1. </w:t>
+      </w:r>
+      <w:r>
+        <w:rPr>
+          <w:b/>
+          <w:lang w:val="ru-RU"/>
+        </w:rPr>
+        <w:t>Представиться</w:t>
       </w:r>
     </w:p>
     <w:p>
@@ -42,7 +49,19 @@
         <w:rPr>
           <w:lang w:val="ru-RU"/>
         </w:rPr>
-        <w:t>Здравствуйте. Сегодня я представляю индивидуальный проект на тему «Создание нейросети для распознавания жестов».</w:t>
+        <w:t xml:space="preserve">Здравствуйте. </w:t>
+      </w:r>
+      <w:r>
+        <w:rPr>
+          <w:lang w:val="ru-RU"/>
+        </w:rPr>
+        <w:t>Меня зовут Андрей и с</w:t>
+      </w:r>
+      <w:r>
+        <w:rPr>
+          <w:lang w:val="ru-RU"/>
+        </w:rPr>
+        <w:t>егодня я представляю индивидуальный проект на тему «Создание нейросети для распознавания жестов».</w:t>
       </w:r>
     </w:p>
     <w:p>
@@ -82,19 +101,8 @@
           <w:lang w:val="ru-RU"/>
         </w:rPr>
       </w:pPr>
-      <w:r>
-        <w:rPr>
-          <w:lang w:val="ru-RU"/>
-        </w:rPr>
-        <w:t>На титульном слайде представлены тема проекта, мои данные и руководитель работы.</w:t>
-      </w:r>
-    </w:p>
-    <w:p>
-      <w:pPr>
-        <w:rPr>
-          <w:lang w:val="ru-RU"/>
-        </w:rPr>
-      </w:pPr>
+      <w:bookmarkStart w:id="0" w:name="_GoBack"/>
+      <w:bookmarkEnd w:id="0"/>
       <w:r>
         <w:rPr>
           <w:lang w:val="ru-RU"/>
@@ -224,7 +232,6 @@
         <w:rPr>
           <w:lang w:val="ru-RU"/>
         </w:rPr>
-        <w:lastRenderedPageBreak/>
         <w:t>Объектом исследования является программная система распознавания жестов.</w:t>
       </w:r>
     </w:p>
@@ -238,6 +245,7 @@
         <w:rPr>
           <w:lang w:val="ru-RU"/>
         </w:rPr>
+        <w:lastRenderedPageBreak/>
         <w:t>Предмет исследования — методы обработки изображений и применение нейронных сетей для классификации жестов.</w:t>
       </w:r>
     </w:p>
@@ -331,13 +339,7 @@
         <w:rPr>
           <w:lang w:val="ru-RU"/>
         </w:rPr>
-        <w:t>,</w:t>
-      </w:r>
-      <w:r>
-        <w:rPr>
-          <w:lang w:val="ru-RU"/>
-        </w:rPr>
-        <w:t>разработать и о</w:t>
+        <w:t>,разработать и о</w:t>
       </w:r>
       <w:r>
         <w:rPr>
@@ -349,13 +351,7 @@
         <w:rPr>
           <w:lang w:val="ru-RU"/>
         </w:rPr>
-        <w:t>,</w:t>
-      </w:r>
-      <w:r>
-        <w:rPr>
-          <w:lang w:val="ru-RU"/>
-        </w:rPr>
-        <w:t>реализовать распозн</w:t>
+        <w:t>,реализовать распозн</w:t>
       </w:r>
       <w:r>
         <w:rPr>
@@ -367,13 +363,7 @@
         <w:rPr>
           <w:lang w:val="ru-RU"/>
         </w:rPr>
-        <w:t>,</w:t>
-      </w:r>
-      <w:r>
-        <w:rPr>
-          <w:lang w:val="ru-RU"/>
-        </w:rPr>
-        <w:t xml:space="preserve">провести тестирование и подготовить систему к практическому использованию. </w:t>
+        <w:t xml:space="preserve">,провести тестирование и подготовить систему к практическому использованию. </w:t>
       </w:r>
     </w:p>
     <w:p>
@@ -448,7 +438,6 @@
         <w:rPr>
           <w:lang w:val="ru-RU"/>
         </w:rPr>
-        <w:lastRenderedPageBreak/>
         <w:pict w14:anchorId="3A517E51">
           <v:rect id="_x0000_i1029" style="width:0;height:1.5pt" o:hralign="center" o:hrstd="t" o:hr="t" fillcolor="#a0a0a0" stroked="f"/>
         </w:pict>
@@ -479,6 +468,7 @@
         <w:rPr>
           <w:lang w:val="ru-RU"/>
         </w:rPr>
+        <w:lastRenderedPageBreak/>
         <w:t>Проект реализован на языке Python.</w:t>
       </w:r>
     </w:p>
@@ -692,7 +682,6 @@
         <w:rPr>
           <w:lang w:val="ru-RU"/>
         </w:rPr>
-        <w:lastRenderedPageBreak/>
         <w:t>После обучения модель сохраняется и может быть загружена для дальнейшего использования.</w:t>
       </w:r>
     </w:p>
@@ -723,6 +712,7 @@
           <w:b/>
           <w:lang w:val="ru-RU"/>
         </w:rPr>
+        <w:lastRenderedPageBreak/>
         <w:t>Слайд 8. Работа в реальном времени</w:t>
       </w:r>
     </w:p>
@@ -831,15 +821,7 @@
         <w:rPr>
           <w:lang w:val="ru-RU"/>
         </w:rPr>
-        <w:t>В заключение можно сказать, что в рамках проекта была создана и реализована система распознавания жестов на основе нейронной сети, включающая подготовку данных, обучение модели и работу в реальном времени. Реализованная система демонстрирует полный цикл машинного обучения и показывает, что подобные технологии можно сделать доступными и понятными для учебных задач. В дальнейшем проект можно расширять: увеличивать количество жестов, повышать точность модели и интегрировать систему в пользовательские приложения. Спасибо за внимание.Таки</w:t>
-      </w:r>
-      <w:bookmarkStart w:id="0" w:name="_GoBack"/>
-      <w:bookmarkEnd w:id="0"/>
-      <w:r>
-        <w:rPr>
-          <w:lang w:val="ru-RU"/>
-        </w:rPr>
-        <w:t>м образом, проект имеет потенциал для дальнейшего развития и практического применения.</w:t>
+        <w:t>В заключение можно сказать, что в рамках проекта была создана и реализована система распознавания жестов на основе нейронной сети, включающая подготовку данных, обучение модели и работу в реальном времени. Реализованная система демонстрирует полный цикл машинного обучения и показывает, что подобные технологии можно сделать доступными и понятными для учебных задач. В дальнейшем проект можно расширять: увеличивать количество жестов, повышать точность модели и интегрировать систему в пользовательские приложения. Спасибо за внимание.Таким образом, проект имеет потенциал для дальнейшего развития и практического применения.</w:t>
       </w:r>
     </w:p>
     <w:p>
@@ -13551,7 +13533,7 @@
 </file>
 
 <file path=customXml/itemProps1.xml><?xml version="1.0" encoding="utf-8"?>
-<ds:datastoreItem xmlns:ds="http://schemas.openxmlformats.org/officeDocument/2006/customXml" ds:itemID="{45F8970F-B78E-4166-87D0-B0A039721AA1}">
+<ds:datastoreItem xmlns:ds="http://schemas.openxmlformats.org/officeDocument/2006/customXml" ds:itemID="{0B724081-ECA8-4D57-BE95-2CAA3960BD08}">
   <ds:schemaRefs>
     <ds:schemaRef ds:uri="http://schemas.openxmlformats.org/officeDocument/2006/bibliography"/>
   </ds:schemaRefs>
